--- a/word_reports/LP_0236_위치_169_Mary MacGregor_Mary MacGr.docx
+++ b/word_reports/LP_0236_위치_169_Mary MacGregor_Mary MacGr.docx
@@ -4,7 +4,7 @@
   <w:body>
     <w:p>
       <w:pPr>
-        <w:spacing w:after="280"/>
+        <w:spacing w:after="80"/>
       </w:pPr>
       <w:r>
         <w:rPr w:rFonts="맑은 고딕">
@@ -13,94 +13,47 @@
           <w:color w:val="1E3A8A"/>
           <w:sz w:val="30"/>
         </w:rPr>
-        <w:t>[169] Mary MacGregor - Mary MacGregor's Greatest Hits</w:t>
+        <w:t>Mary MacGregor (메리 맥그리거) - Mary MacGregor's Greatest Hits</w:t>
       </w:r>
     </w:p>
     <w:p>
       <w:pPr>
-        <w:spacing w:after="320"/>
+        <w:spacing w:after="240"/>
       </w:pPr>
       <w:r>
         <w:rPr w:rFonts="맑은 고딕">
           <w:rFonts w:ascii="맑은 고딕" w:hAnsi="맑은 고딕" w:eastAsia="맑은 고딕"/>
           <w:b/>
-          <w:sz w:val="20"/>
+          <w:color w:val="4B5563"/>
+          <w:sz w:val="22"/>
         </w:rPr>
-        <w:t>■ 위치 : 169</w:t>
-        <w:br/>
-      </w:r>
-      <w:r>
-        <w:rPr w:rFonts="맑은 고딕">
-          <w:rFonts w:ascii="맑은 고딕" w:hAnsi="맑은 고딕" w:eastAsia="맑은 고딕"/>
-          <w:b/>
-          <w:sz w:val="20"/>
-        </w:rPr>
-        <w:t>■ 아티스트 : Mary MacGregor</w:t>
-        <w:br/>
-      </w:r>
-      <w:r>
-        <w:rPr w:rFonts="맑은 고딕">
-          <w:rFonts w:ascii="맑은 고딕" w:hAnsi="맑은 고딕" w:eastAsia="맑은 고딕"/>
-          <w:b/>
-          <w:sz w:val="20"/>
-        </w:rPr>
-        <w:t>■ 앨범명 : Mary MacGregor's Greatest Hits</w:t>
-        <w:br/>
-      </w:r>
-      <w:r>
-        <w:rPr w:rFonts="맑은 고딕">
-          <w:rFonts w:ascii="맑은 고딕" w:hAnsi="맑은 고딕" w:eastAsia="맑은 고딕"/>
-          <w:b w:val="0"/>
-          <w:sz w:val="20"/>
-        </w:rPr>
-        <w:t>■ 음반 레이블 : Ariola Records</w:t>
-        <w:br/>
-      </w:r>
-      <w:r>
-        <w:rPr w:rFonts="맑은 고딕">
-          <w:rFonts w:ascii="맑은 고딕" w:hAnsi="맑은 고딕" w:eastAsia="맑은 고딕"/>
-          <w:b w:val="0"/>
-          <w:sz w:val="20"/>
-        </w:rPr>
-        <w:t>■ 발매년도 : 1979</w:t>
-        <w:br/>
-      </w:r>
-      <w:r>
-        <w:rPr w:rFonts="맑은 고딕">
-          <w:rFonts w:ascii="맑은 고딕" w:hAnsi="맑은 고딕" w:eastAsia="맑은 고딕"/>
-          <w:b w:val="0"/>
-          <w:sz w:val="20"/>
-        </w:rPr>
-        <w:t>■ 장르 : 팝 / 소프트 록 / 어덜트 컨템포러리</w:t>
-        <w:br/>
-      </w:r>
-      <w:r>
-        <w:rPr w:rFonts="맑은 고딕">
-          <w:rFonts w:ascii="맑은 고딕" w:hAnsi="맑은 고딕" w:eastAsia="맑은 고딕"/>
-          <w:b w:val="0"/>
-          <w:sz w:val="20"/>
-        </w:rPr>
-        <w:t>■ 주요 수록곡 : 1. Torn Between Two Lovers</w:t>
-        <w:br/>
+        <w:t>위치 :  169</w:t>
       </w:r>
     </w:p>
     <w:p>
       <w:pPr>
-        <w:spacing w:after="160"/>
+        <w:spacing w:line="324" w:lineRule="auto" w:before="80" w:after="160"/>
       </w:pPr>
       <w:r>
         <w:rPr w:rFonts="맑은 고딕">
           <w:rFonts w:ascii="맑은 고딕" w:hAnsi="맑은 고딕" w:eastAsia="맑은 고딕"/>
           <w:b/>
           <w:color w:val="1F2937"/>
-          <w:sz w:val="24"/>
+          <w:sz w:val="22"/>
         </w:rPr>
-        <w:t>■ 음반 해설 및 감상 가이드</w:t>
+        <w:t xml:space="preserve">[음반 소개] </w:t>
+      </w:r>
+      <w:r>
+        <w:rPr w:rFonts="맑은 고딕">
+          <w:rFonts w:ascii="맑은 고딕" w:hAnsi="맑은 고딕" w:eastAsia="맑은 고딕"/>
+          <w:b w:val="0"/>
+          <w:sz w:val="21"/>
+        </w:rPr>
       </w:r>
     </w:p>
     <w:p>
       <w:pPr>
-        <w:spacing w:line="312" w:lineRule="auto" w:after="120"/>
+        <w:spacing w:line="324" w:lineRule="auto" w:after="120"/>
       </w:pPr>
       <w:r>
         <w:rPr w:rFonts="맑은 고딕">
@@ -108,51 +61,516 @@
           <w:b w:val="0"/>
           <w:sz w:val="21"/>
         </w:rPr>
-        <w:t>1970년대 후반, 서정적인 포크 팝과 어덜트 컨템포러리의 정수를 보여준 여성 싱어 메리 맥그레거(Mary MacGregor)의 대표곡들을 집대성한 정제된 컴필레이션 음반입니다. 청아하고 명징한 음색으로 대중의 마음을 사로잡았던 그녀는 감성적인 멜로디라인과 섬세한 노랫말로 시대의 감수성을 대변했습니다. 본 앨범은 그녀가 음악적 전성기 동안 남긴 아름다운 유산들을 한 LP에 담아내어, 그녀의 음색이 지닌 독보적인 매력을 고스란히 체감할 수 있게 합니다.</w:t>
+        <w:t>1970년대 후반의 낭만과 우수가 깃든 메리 맥그리거의 이 음반은 소프트 록과 어덜트 컨템포러리 팝의 황금기를 아우르는 찬연한 기록입니다. 섬세하고 유려한 멜로디 위에 얹힌 그녀 특유의 청아하면서도 처연한 음색은 인간 본연의 고뇌와 엇갈린 사랑의 양면을 더없이 진솔하게 그려냅니다. 시대를 초월하여 리스너의 마음을 어루만지는 그녀의 대표작들을 한곳에 갈무리한 본 작은, 아날로그의 따스한 질감과 함께 듣는 이의 가슴 한구석을 조용히 흔들어 깨우는 품격 높은 명반입니다.</w:t>
       </w:r>
     </w:p>
     <w:p>
       <w:pPr>
-        <w:spacing w:line="312" w:lineRule="auto" w:after="120"/>
+        <w:spacing w:line="324" w:lineRule="auto" w:before="200" w:after="80"/>
       </w:pPr>
+      <w:r>
+        <w:rPr w:rFonts="맑은 고딕">
+          <w:rFonts w:ascii="맑은 고딕" w:hAnsi="맑은 고딕" w:eastAsia="맑은 고딕"/>
+          <w:b/>
+          <w:color w:val="1E3A8A"/>
+          <w:sz w:val="24"/>
+        </w:rPr>
+        <w:t>1. 음반 데이터</w:t>
+      </w:r>
+    </w:p>
+    <w:p>
+      <w:pPr>
+        <w:spacing w:line="324" w:lineRule="auto" w:after="80"/>
+      </w:pPr>
+      <w:r>
+        <w:rPr w:rFonts="맑은 고딕">
+          <w:rFonts w:ascii="맑은 고딕" w:hAnsi="맑은 고딕" w:eastAsia="맑은 고딕"/>
+          <w:b w:val="0"/>
+          <w:color w:val="6B7280"/>
+          <w:sz w:val="21"/>
+        </w:rPr>
+        <w:t xml:space="preserve">· </w:t>
+      </w:r>
+      <w:r>
+        <w:rPr w:rFonts="맑은 고딕">
+          <w:rFonts w:ascii="맑은 고딕" w:hAnsi="맑은 고딕" w:eastAsia="맑은 고딕"/>
+          <w:b/>
+          <w:color w:val="1F2937"/>
+          <w:sz w:val="21"/>
+        </w:rPr>
+        <w:t xml:space="preserve">앨범명: </w:t>
+      </w:r>
       <w:r>
         <w:rPr w:rFonts="맑은 고딕">
           <w:rFonts w:ascii="맑은 고딕" w:hAnsi="맑은 고딕" w:eastAsia="맑은 고딕"/>
           <w:b w:val="0"/>
           <w:sz w:val="21"/>
         </w:rPr>
-        <w:t>앨범의 포문을 열며 중심을 잡고 있는 명곡 "Torn Between Two Lovers"는 빌보드 핫 100 차트 1위를 차지하며 그녀를 일약 세계적인 스타덤에 올려놓은 주역입니다. 전설적인 포크 그룹 '피터, 폴 앤 메리'의 피터 야로(Peter Yarrow)가 프로듀싱을 맡아 섬세한 어쿠스틱 사운드를 완성해 냈으며, 메리 맥그레거는 두 사랑 사이에서 갈등하는 복잡다단한 인간의 감정을 절제되고 단아한 보컬로 노래하여 대중적·음악적 성공을 동시에 거두었습니다.</w:t>
+        <w:t>Mary MacGregor's Greatest Hits</w:t>
       </w:r>
     </w:p>
     <w:p>
       <w:pPr>
-        <w:spacing w:line="312" w:lineRule="auto" w:after="120"/>
+        <w:spacing w:line="324" w:lineRule="auto" w:after="80"/>
       </w:pPr>
+      <w:r>
+        <w:rPr w:rFonts="맑은 고딕">
+          <w:rFonts w:ascii="맑은 고딕" w:hAnsi="맑은 고딕" w:eastAsia="맑은 고딕"/>
+          <w:b w:val="0"/>
+          <w:color w:val="6B7280"/>
+          <w:sz w:val="21"/>
+        </w:rPr>
+        <w:t xml:space="preserve">· </w:t>
+      </w:r>
+      <w:r>
+        <w:rPr w:rFonts="맑은 고딕">
+          <w:rFonts w:ascii="맑은 고딕" w:hAnsi="맑은 고딕" w:eastAsia="맑은 고딕"/>
+          <w:b/>
+          <w:color w:val="1F2937"/>
+          <w:sz w:val="21"/>
+        </w:rPr>
+        <w:t xml:space="preserve">아티스트: </w:t>
+      </w:r>
       <w:r>
         <w:rPr w:rFonts="맑은 고딕">
           <w:rFonts w:ascii="맑은 고딕" w:hAnsi="맑은 고딕" w:eastAsia="맑은 고딕"/>
           <w:b w:val="0"/>
           <w:sz w:val="21"/>
         </w:rPr>
-        <w:t>이어지는 "The Worst That Could Happen"과 "In Your Arms" 등의 수록곡들 역시 따스한 오케스트레이션과 빈티지한 아쿠스틱 기타 리프가 어우러져 편안하면서도 고전적인 품격을 자랑합니다. 메리 맥그레거의 목소리는 과도한 기교에 의존하기보다는 따뜻한 진솔함과 세련된 표현력을 바탕으로 하여, 듣는 이로 하여금 깊은 정서적 위로와 아늑한 잔향을 느끼게 합니다.</w:t>
+        <w:t>Mary MacGregor (메리 맥그리거)</w:t>
       </w:r>
     </w:p>
     <w:p>
       <w:pPr>
-        <w:spacing w:line="312" w:lineRule="auto" w:after="120"/>
+        <w:spacing w:line="324" w:lineRule="auto" w:after="80"/>
       </w:pPr>
+      <w:r>
+        <w:rPr w:rFonts="맑은 고딕">
+          <w:rFonts w:ascii="맑은 고딕" w:hAnsi="맑은 고딕" w:eastAsia="맑은 고딕"/>
+          <w:b w:val="0"/>
+          <w:color w:val="6B7280"/>
+          <w:sz w:val="21"/>
+        </w:rPr>
+        <w:t xml:space="preserve">· </w:t>
+      </w:r>
+      <w:r>
+        <w:rPr w:rFonts="맑은 고딕">
+          <w:rFonts w:ascii="맑은 고딕" w:hAnsi="맑은 고딕" w:eastAsia="맑은 고딕"/>
+          <w:b/>
+          <w:color w:val="1F2937"/>
+          <w:sz w:val="21"/>
+        </w:rPr>
+        <w:t xml:space="preserve">발매 정보: </w:t>
+      </w:r>
       <w:r>
         <w:rPr w:rFonts="맑은 고딕">
           <w:rFonts w:ascii="맑은 고딕" w:hAnsi="맑은 고딕" w:eastAsia="맑은 고딕"/>
           <w:b w:val="0"/>
           <w:sz w:val="21"/>
         </w:rPr>
-        <w:t>이 음반은 70년대 아메리칸 팝이 지녔던 따스하고 유려한 멜로디의 미학을 오롯이 간직하고 있습니다. 아날로그 LP 특유의 따뜻한 질감과 메리 맥그레거의 맑고 감미로운 음색이 만나는 이 컴필레이션 앨범은, 정갈한 음악과 함께 고요하고 깊은 감상의 시간을 누리고자 하는 클래식 팝 애호가들에게 시대를 초월한 감동을 선사할 것입니다.</w:t>
+        <w:t>1970년대 후반부터 1980년대 초반에 걸쳐 발매된 아리오라(Ariola) 레코드 시절의 대표 트랙들을 집대성한 베스트 앨범으로, 명 프로듀서이자 싱어송라이터인 피터 야로(Peter Yarrow)와의 음악적 조우를 통해 피워낸 그녀의 예술적 정점을 온전히 보존한 음반입니다.</w:t>
+      </w:r>
+    </w:p>
+    <w:p>
+      <w:pPr>
+        <w:spacing w:line="324" w:lineRule="auto" w:after="80"/>
+      </w:pPr>
+      <w:r>
+        <w:rPr w:rFonts="맑은 고딕">
+          <w:rFonts w:ascii="맑은 고딕" w:hAnsi="맑은 고딕" w:eastAsia="맑은 고딕"/>
+          <w:b w:val="0"/>
+          <w:color w:val="6B7280"/>
+          <w:sz w:val="21"/>
+        </w:rPr>
+        <w:t xml:space="preserve">· </w:t>
+      </w:r>
+      <w:r>
+        <w:rPr w:rFonts="맑은 고딕">
+          <w:rFonts w:ascii="맑은 고딕" w:hAnsi="맑은 고딕" w:eastAsia="맑은 고딕"/>
+          <w:b/>
+          <w:color w:val="1F2937"/>
+          <w:sz w:val="21"/>
+        </w:rPr>
+        <w:t xml:space="preserve">LP 인기도(판매량): </w:t>
+      </w:r>
+      <w:r>
+        <w:rPr w:rFonts="맑은 고딕">
+          <w:rFonts w:ascii="맑은 고딕" w:hAnsi="맑은 고딕" w:eastAsia="맑은 고딕"/>
+          <w:b w:val="0"/>
+          <w:sz w:val="21"/>
+        </w:rPr>
+        <w:t>전 세계 라디오 전파를 타며 밀리언셀러를 기록한 대표곡 'Torn Between Two Lovers'의 폭발적인 성원에 힘입어 발매 당시 빌보드 앨범 차트 상위권에 랭크되었으며, 미국 음반산업협회(RIAA) 골드 레코드 인증과 함께 아시아와 유럽 등지에서도 꾸준히 판매된 스테디셀러 LP입니다.</w:t>
+      </w:r>
+    </w:p>
+    <w:p>
+      <w:pPr>
+        <w:spacing w:line="324" w:lineRule="auto" w:after="80"/>
+      </w:pPr>
+      <w:r>
+        <w:rPr w:rFonts="맑은 고딕">
+          <w:rFonts w:ascii="맑은 고딕" w:hAnsi="맑은 고딕" w:eastAsia="맑은 고딕"/>
+          <w:b w:val="0"/>
+          <w:color w:val="6B7280"/>
+          <w:sz w:val="21"/>
+        </w:rPr>
+        <w:t xml:space="preserve">· </w:t>
+      </w:r>
+      <w:r>
+        <w:rPr w:rFonts="맑은 고딕">
+          <w:rFonts w:ascii="맑은 고딕" w:hAnsi="맑은 고딕" w:eastAsia="맑은 고딕"/>
+          <w:b/>
+          <w:color w:val="1F2937"/>
+          <w:sz w:val="21"/>
+        </w:rPr>
+        <w:t xml:space="preserve">각종 수상경력: </w:t>
+      </w:r>
+      <w:r>
+        <w:rPr w:rFonts="맑은 고딕">
+          <w:rFonts w:ascii="맑은 고딕" w:hAnsi="맑은 고딕" w:eastAsia="맑은 고딕"/>
+          <w:b w:val="0"/>
+          <w:sz w:val="21"/>
+        </w:rPr>
+        <w:t>제20회 그래미 어워드 최우수 여성 팝 보컬(Best Pop Vocal Performance, Female) 부문 노미네이트를 비롯하여, 빌보드 핫 100 1위, 어덜트 컨템포러리 차트 1위 석권 등 1970년대 후반 팝 음악계에서 가장 빛나는 상업적·비평적 성공을 거두었습니다.</w:t>
+      </w:r>
+    </w:p>
+    <w:p>
+      <w:pPr>
+        <w:spacing w:line="324" w:lineRule="auto" w:before="200" w:after="80"/>
+      </w:pPr>
+      <w:r>
+        <w:rPr w:rFonts="맑은 고딕">
+          <w:rFonts w:ascii="맑은 고딕" w:hAnsi="맑은 고딕" w:eastAsia="맑은 고딕"/>
+          <w:b/>
+          <w:color w:val="1E3A8A"/>
+          <w:sz w:val="24"/>
+        </w:rPr>
+        <w:t>2. 아티스트 정보</w:t>
+      </w:r>
+    </w:p>
+    <w:p>
+      <w:pPr>
+        <w:spacing w:line="324" w:lineRule="auto" w:after="80"/>
+      </w:pPr>
+      <w:r>
+        <w:rPr w:rFonts="맑은 고딕">
+          <w:rFonts w:ascii="맑은 고딕" w:hAnsi="맑은 고딕" w:eastAsia="맑은 고딕"/>
+          <w:b w:val="0"/>
+          <w:color w:val="6B7280"/>
+          <w:sz w:val="21"/>
+        </w:rPr>
+        <w:t xml:space="preserve">· </w:t>
+      </w:r>
+      <w:r>
+        <w:rPr w:rFonts="맑은 고딕">
+          <w:rFonts w:ascii="맑은 고딕" w:hAnsi="맑은 고딕" w:eastAsia="맑은 고딕"/>
+          <w:b/>
+          <w:color w:val="1F2937"/>
+          <w:sz w:val="21"/>
+        </w:rPr>
+        <w:t xml:space="preserve">국적: </w:t>
+      </w:r>
+      <w:r>
+        <w:rPr w:rFonts="맑은 고딕">
+          <w:rFonts w:ascii="맑은 고딕" w:hAnsi="맑은 고딕" w:eastAsia="맑은 고딕"/>
+          <w:b w:val="0"/>
+          <w:sz w:val="21"/>
+        </w:rPr>
+        <w:t>미국</w:t>
+      </w:r>
+    </w:p>
+    <w:p>
+      <w:pPr>
+        <w:spacing w:line="324" w:lineRule="auto" w:after="80"/>
+      </w:pPr>
+      <w:r>
+        <w:rPr w:rFonts="맑은 고딕">
+          <w:rFonts w:ascii="맑은 고딕" w:hAnsi="맑은 고딕" w:eastAsia="맑은 고딕"/>
+          <w:b w:val="0"/>
+          <w:color w:val="6B7280"/>
+          <w:sz w:val="21"/>
+        </w:rPr>
+        <w:t xml:space="preserve">· </w:t>
+      </w:r>
+      <w:r>
+        <w:rPr w:rFonts="맑은 고딕">
+          <w:rFonts w:ascii="맑은 고딕" w:hAnsi="맑은 고딕" w:eastAsia="맑은 고딕"/>
+          <w:b/>
+          <w:color w:val="1F2937"/>
+          <w:sz w:val="21"/>
+        </w:rPr>
+        <w:t xml:space="preserve">생몰년도: </w:t>
+      </w:r>
+      <w:r>
+        <w:rPr w:rFonts="맑은 고딕">
+          <w:rFonts w:ascii="맑은 고딕" w:hAnsi="맑은 고딕" w:eastAsia="맑은 고딕"/>
+          <w:b w:val="0"/>
+          <w:sz w:val="21"/>
+        </w:rPr>
+        <w:t>1948년 5월 6일 출생</w:t>
+      </w:r>
+    </w:p>
+    <w:p>
+      <w:pPr>
+        <w:spacing w:line="324" w:lineRule="auto" w:after="80"/>
+      </w:pPr>
+      <w:r>
+        <w:rPr w:rFonts="맑은 고딕">
+          <w:rFonts w:ascii="맑은 고딕" w:hAnsi="맑은 고딕" w:eastAsia="맑은 고딕"/>
+          <w:b w:val="0"/>
+          <w:color w:val="6B7280"/>
+          <w:sz w:val="21"/>
+        </w:rPr>
+        <w:t xml:space="preserve">· </w:t>
+      </w:r>
+      <w:r>
+        <w:rPr w:rFonts="맑은 고딕">
+          <w:rFonts w:ascii="맑은 고딕" w:hAnsi="맑은 고딕" w:eastAsia="맑은 고딕"/>
+          <w:b/>
+          <w:color w:val="1F2937"/>
+          <w:sz w:val="21"/>
+        </w:rPr>
+        <w:t xml:space="preserve">그룹 소속: </w:t>
+      </w:r>
+      <w:r>
+        <w:rPr w:rFonts="맑은 고딕">
+          <w:rFonts w:ascii="맑은 고딕" w:hAnsi="맑은 고딕" w:eastAsia="맑은 고딕"/>
+          <w:b w:val="0"/>
+          <w:sz w:val="21"/>
+        </w:rPr>
+        <w:t>솔로</w:t>
+      </w:r>
+    </w:p>
+    <w:p>
+      <w:pPr>
+        <w:spacing w:line="324" w:lineRule="auto" w:after="80"/>
+      </w:pPr>
+      <w:r>
+        <w:rPr w:rFonts="맑은 고딕">
+          <w:rFonts w:ascii="맑은 고딕" w:hAnsi="맑은 고딕" w:eastAsia="맑은 고딕"/>
+          <w:b w:val="0"/>
+          <w:color w:val="6B7280"/>
+          <w:sz w:val="21"/>
+        </w:rPr>
+        <w:t xml:space="preserve">· </w:t>
+      </w:r>
+      <w:r>
+        <w:rPr w:rFonts="맑은 고딕">
+          <w:rFonts w:ascii="맑은 고딕" w:hAnsi="맑은 고딕" w:eastAsia="맑은 고딕"/>
+          <w:b/>
+          <w:color w:val="1F2937"/>
+          <w:sz w:val="21"/>
+        </w:rPr>
+        <w:t xml:space="preserve">아티스트 소개: </w:t>
+      </w:r>
+      <w:r>
+        <w:rPr w:rFonts="맑은 고딕">
+          <w:rFonts w:ascii="맑은 고딕" w:hAnsi="맑은 고딕" w:eastAsia="맑은 고딕"/>
+          <w:b w:val="0"/>
+          <w:sz w:val="21"/>
+        </w:rPr>
+        <w:t>메리 맥그리거는 1970년대 포크의 순수성과 팝 발라드의 세련된 서정미를 완벽하게 조화시킨 독보적인 여성 보컬리스트입니다. 피터 폴 앤 메리(Peter, Paul and Mary)의 멤버 피터 야로에게 발탁되어 남다른 가창력과 감정 표현력을 다듬었으며, 절제된 슬픔을 담아내는 유려한 목소리로 팝 역사에 잊히지 않을 진한 자취를 남겼습니다.</w:t>
+      </w:r>
+    </w:p>
+    <w:p>
+      <w:pPr>
+        <w:spacing w:line="324" w:lineRule="auto" w:before="200" w:after="80"/>
+      </w:pPr>
+      <w:r>
+        <w:rPr w:rFonts="맑은 고딕">
+          <w:rFonts w:ascii="맑은 고딕" w:hAnsi="맑은 고딕" w:eastAsia="맑은 고딕"/>
+          <w:b/>
+          <w:color w:val="1E3A8A"/>
+          <w:sz w:val="24"/>
+        </w:rPr>
+        <w:t>3. 음반 상세 분석</w:t>
+      </w:r>
+    </w:p>
+    <w:p>
+      <w:pPr>
+        <w:spacing w:line="324" w:lineRule="auto" w:after="80"/>
+      </w:pPr>
+      <w:r>
+        <w:rPr w:rFonts="맑은 고딕">
+          <w:rFonts w:ascii="맑은 고딕" w:hAnsi="맑은 고딕" w:eastAsia="맑은 고딕"/>
+          <w:b w:val="0"/>
+          <w:color w:val="6B7280"/>
+          <w:sz w:val="21"/>
+        </w:rPr>
+        <w:t xml:space="preserve">· </w:t>
+      </w:r>
+      <w:r>
+        <w:rPr w:rFonts="맑은 고딕">
+          <w:rFonts w:ascii="맑은 고딕" w:hAnsi="맑은 고딕" w:eastAsia="맑은 고딕"/>
+          <w:b/>
+          <w:color w:val="1F2937"/>
+          <w:sz w:val="21"/>
+        </w:rPr>
+        <w:t xml:space="preserve">역사적 위치: </w:t>
+      </w:r>
+      <w:r>
+        <w:rPr w:rFonts="맑은 고딕">
+          <w:rFonts w:ascii="맑은 고딕" w:hAnsi="맑은 고딕" w:eastAsia="맑은 고딕"/>
+          <w:b w:val="0"/>
+          <w:sz w:val="21"/>
+        </w:rPr>
+        <w:t>본 음반은 1970년대 포크 록의 서정적 유산이 현대적인 이지 리스닝 팝으로 진화하던 시기의 음악적 미학을 대표합니다. 자극적인 전자음이 지배하기 이전, 진솔한 노랫말과 어쿠스틱 악기의 온기, 그리고 보컬의 섬세한 프레이징만으로 청자의 심금을 울리던 정통 아메리칸 팝의 완성도를 입증하는 소중한 텍스트입니다.</w:t>
+      </w:r>
+    </w:p>
+    <w:p>
+      <w:pPr>
+        <w:spacing w:line="324" w:lineRule="auto" w:after="80"/>
+      </w:pPr>
+      <w:r>
+        <w:rPr w:rFonts="맑은 고딕">
+          <w:rFonts w:ascii="맑은 고딕" w:hAnsi="맑은 고딕" w:eastAsia="맑은 고딕"/>
+          <w:b w:val="0"/>
+          <w:color w:val="6B7280"/>
+          <w:sz w:val="21"/>
+        </w:rPr>
+        <w:t xml:space="preserve">· </w:t>
+      </w:r>
+      <w:r>
+        <w:rPr w:rFonts="맑은 고딕">
+          <w:rFonts w:ascii="맑은 고딕" w:hAnsi="맑은 고딕" w:eastAsia="맑은 고딕"/>
+          <w:b/>
+          <w:color w:val="1F2937"/>
+          <w:sz w:val="21"/>
+        </w:rPr>
+        <w:t xml:space="preserve">시대의 흔적(스토리텔링): </w:t>
+      </w:r>
+      <w:r>
+        <w:rPr w:rFonts="맑은 고딕">
+          <w:rFonts w:ascii="맑은 고딕" w:hAnsi="맑은 고딕" w:eastAsia="맑은 고딕"/>
+          <w:b w:val="0"/>
+          <w:sz w:val="21"/>
+        </w:rPr>
+        <w:t>1970년대 후반은 베트남 전쟁 이후의 상흔과 급격한 사회 변화 속에서 개인의 내밀한 감정과 관계의 불안이 대두되던 시대였습니다. 이 음반은 그 시절 수많은 청춘들이 겪었던 사랑과 이별, 도덕적 갈등과 외로움을 보듬어 주었던 라디오 시대의 따스한 배경음악이자, 당대인들의 아련한 낭만이 고스란히 박제된 감성적 타임캡슐입니다.</w:t>
+      </w:r>
+    </w:p>
+    <w:p>
+      <w:pPr>
+        <w:spacing w:line="324" w:lineRule="auto" w:before="200" w:after="80"/>
+      </w:pPr>
+      <w:r>
+        <w:rPr w:rFonts="맑은 고딕">
+          <w:rFonts w:ascii="맑은 고딕" w:hAnsi="맑은 고딕" w:eastAsia="맑은 고딕"/>
+          <w:b/>
+          <w:color w:val="1E3A8A"/>
+          <w:sz w:val="24"/>
+        </w:rPr>
+        <w:t>4. 주요 수록곡 및 감상 제언</w:t>
+      </w:r>
+    </w:p>
+    <w:p>
+      <w:pPr>
+        <w:spacing w:line="324" w:lineRule="auto" w:after="80"/>
+      </w:pPr>
+      <w:r>
+        <w:rPr w:rFonts="맑은 고딕">
+          <w:rFonts w:ascii="맑은 고딕" w:hAnsi="맑은 고딕" w:eastAsia="맑은 고딕"/>
+          <w:b w:val="0"/>
+          <w:color w:val="6B7280"/>
+          <w:sz w:val="21"/>
+        </w:rPr>
+        <w:t xml:space="preserve">· </w:t>
+      </w:r>
+      <w:r>
+        <w:rPr w:rFonts="맑은 고딕">
+          <w:rFonts w:ascii="맑은 고딕" w:hAnsi="맑은 고딕" w:eastAsia="맑은 고딕"/>
+          <w:b/>
+          <w:color w:val="1F2937"/>
+          <w:sz w:val="21"/>
+        </w:rPr>
+        <w:t xml:space="preserve">주요 수록곡 특징: </w:t>
+      </w:r>
+      <w:r>
+        <w:rPr w:rFonts="맑은 고딕">
+          <w:rFonts w:ascii="맑은 고딕" w:hAnsi="맑은 고딕" w:eastAsia="맑은 고딕"/>
+          <w:b w:val="0"/>
+          <w:sz w:val="21"/>
+        </w:rPr>
+        <w:t>빌보드 싱글 차트 1위를 차지했던 불멸의 명곡 'Torn Between Two Lovers'는 두 사랑 사이에서 방황하는 여인의 복잡한 심경을 담백한 기타 아르페지오와 처연한 현악 세션으로 풀어내어 깊은 여운을 남깁니다. 이 외에도 'Good Whispers', 'The Girl (The Woman at the Bar)' 등에서 드러나는 맑고 고혹적인 보컬은 듣는 이에게 한 편의 서정시를 읽는 듯한 감동을 선사합니다.</w:t>
+      </w:r>
+    </w:p>
+    <w:p>
+      <w:pPr>
+        <w:spacing w:line="324" w:lineRule="auto" w:after="80"/>
+      </w:pPr>
+      <w:r>
+        <w:rPr w:rFonts="맑은 고딕">
+          <w:rFonts w:ascii="맑은 고딕" w:hAnsi="맑은 고딕" w:eastAsia="맑은 고딕"/>
+          <w:b w:val="0"/>
+          <w:color w:val="6B7280"/>
+          <w:sz w:val="21"/>
+        </w:rPr>
+        <w:t xml:space="preserve">· </w:t>
+      </w:r>
+      <w:r>
+        <w:rPr w:rFonts="맑은 고딕">
+          <w:rFonts w:ascii="맑은 고딕" w:hAnsi="맑은 고딕" w:eastAsia="맑은 고딕"/>
+          <w:b/>
+          <w:color w:val="1F2937"/>
+          <w:sz w:val="21"/>
+        </w:rPr>
+        <w:t xml:space="preserve">빈티지 감상 제언: </w:t>
+      </w:r>
+      <w:r>
+        <w:rPr w:rFonts="맑은 고딕">
+          <w:rFonts w:ascii="맑은 고딕" w:hAnsi="맑은 고딕" w:eastAsia="맑은 고딕"/>
+          <w:b w:val="0"/>
+          <w:sz w:val="21"/>
+        </w:rPr>
+        <w:t>진공관 앰프와 턴테이블의 카트리지를 통해 재생되는 바이닐 사운드는 메리 맥그리거의 숨결과 미세한 바이브레이션에 입체적인 온기를 부여합니다. 특유의 잔잔한 표면 소음 위로 흐르는 어쿠스틱 기타의 영롱한 쇳소리와 풍성한 중저역의 베이스 라인은 디지털 음원에서는 결코 맛볼 수 없는 깊고 아늑한 감상 경험을 완성합니다.</w:t>
+      </w:r>
+    </w:p>
+    <w:p>
+      <w:pPr>
+        <w:spacing w:line="324" w:lineRule="auto" w:after="80"/>
+      </w:pPr>
+      <w:r>
+        <w:rPr w:rFonts="맑은 고딕">
+          <w:rFonts w:ascii="맑은 고딕" w:hAnsi="맑은 고딕" w:eastAsia="맑은 고딕"/>
+          <w:b w:val="0"/>
+          <w:color w:val="6B7280"/>
+          <w:sz w:val="21"/>
+        </w:rPr>
+        <w:t xml:space="preserve">· </w:t>
+      </w:r>
+      <w:r>
+        <w:rPr w:rFonts="맑은 고딕">
+          <w:rFonts w:ascii="맑은 고딕" w:hAnsi="맑은 고딕" w:eastAsia="맑은 고딕"/>
+          <w:b/>
+          <w:color w:val="1F2937"/>
+          <w:sz w:val="21"/>
+        </w:rPr>
+        <w:t xml:space="preserve">소장 가치: </w:t>
+      </w:r>
+      <w:r>
+        <w:rPr w:rFonts="맑은 고딕">
+          <w:rFonts w:ascii="맑은 고딕" w:hAnsi="맑은 고딕" w:eastAsia="맑은 고딕"/>
+          <w:b w:val="0"/>
+          <w:sz w:val="21"/>
+        </w:rPr>
+        <w:t>70년대 소프트 록의 절정기를 증명하는 아날로그 마스터링의 진수를 품고 있어 오디오파일과 빈티지 팝 수집가 모두에게 필수적인 컬렉션입니다. 세월의 흐름 속에서도 바래지 않는 멜로디의 품격을 고스란히 간직한 채, LP의 소장 의미를 진정으로 일깨워주는 명반입니다.</w:t>
+      </w:r>
+    </w:p>
+    <w:p>
+      <w:pPr>
+        <w:spacing w:line="324" w:lineRule="auto" w:after="120" w:before="160"/>
+      </w:pPr>
+      <w:r>
+        <w:rPr w:rFonts="맑은 고딕">
+          <w:rFonts w:ascii="맑은 고딕" w:hAnsi="맑은 고딕" w:eastAsia="맑은 고딕"/>
+          <w:b/>
+          <w:color w:val="4338CA"/>
+          <w:sz w:val="21"/>
+        </w:rPr>
+        <w:t>이 음반을 통해 턴테이블의 바늘 끝에서 피어나는 아련한 낭만과 메리 맥그리거의 청아한 목소리가 전해주는 감동을 다시 한번 경험해 보시는 것은 어떨까요?</w:t>
       </w:r>
     </w:p>
     <w:sectPr>
       <w:pgSz w:w="12240" w:h="15840"/>
-      <w:pgMar w:top="1440" w:right="1440" w:bottom="1440" w:left="1440" w:header="720" w:footer="720" w:gutter="0"/>
+      <w:pgMar w:top="1152" w:right="1296" w:bottom="1152" w:left="1296" w:header="720" w:footer="720" w:gutter="0"/>
       <w:cols w:space="720"/>
       <w:docGrid w:linePitch="360"/>
     </w:sectPr>

--- a/word_reports/LP_0236_위치_169_Mary MacGregor_Mary MacGr.docx
+++ b/word_reports/LP_0236_위치_169_Mary MacGregor_Mary MacGr.docx
@@ -32,7 +32,7 @@
     </w:p>
     <w:p>
       <w:pPr>
-        <w:spacing w:line="324" w:lineRule="auto" w:before="80" w:after="160"/>
+        <w:spacing w:line="324" w:lineRule="auto" w:before="80" w:after="120"/>
       </w:pPr>
       <w:r>
         <w:rPr w:rFonts="맑은 고딕">
@@ -42,13 +42,6 @@
           <w:sz w:val="22"/>
         </w:rPr>
         <w:t xml:space="preserve">[음반 소개] </w:t>
-      </w:r>
-      <w:r>
-        <w:rPr w:rFonts="맑은 고딕">
-          <w:rFonts w:ascii="맑은 고딕" w:hAnsi="맑은 고딕" w:eastAsia="맑은 고딕"/>
-          <w:b w:val="0"/>
-          <w:sz w:val="21"/>
-        </w:rPr>
       </w:r>
     </w:p>
     <w:p>
@@ -61,7 +54,33 @@
           <w:b w:val="0"/>
           <w:sz w:val="21"/>
         </w:rPr>
-        <w:t>1970년대 후반의 낭만과 우수가 깃든 메리 맥그리거의 이 음반은 소프트 록과 어덜트 컨템포러리 팝의 황금기를 아우르는 찬연한 기록입니다. 섬세하고 유려한 멜로디 위에 얹힌 그녀 특유의 청아하면서도 처연한 음색은 인간 본연의 고뇌와 엇갈린 사랑의 양면을 더없이 진솔하게 그려냅니다. 시대를 초월하여 리스너의 마음을 어루만지는 그녀의 대표작들을 한곳에 갈무리한 본 작은, 아날로그의 따스한 질감과 함께 듣는 이의 가슴 한구석을 조용히 흔들어 깨우는 품격 높은 명반입니다.</w:t>
+        <w:t>1970년대 후반의 팝 음악계는 디스코의 화려한 박동과 록의 격정이 교차하던 격동의 시기였습니다. 그러나 그 찬란한 소음의 이면에는 인간 본연의 고독과 얽히고설킨 사랑의 감정을 나직한 숨결로 어루만져 주던 지극히 서정적인 목소리가 자리하고 있었습니다. 미네소타의 맑고 서늘한 바람 속에서 음악적 숨결을 틔운 메리 맥그리거(Mary MacGregor)는 피터, 폴 앤 메리(Peter, Paul and Mary)의 피터 얘로우(Peter Yarrow)에게 발탁되며 순수 포크의 맑은 영혼과 세련된 어덜트 컨템포러리 팝의 감수성을 완벽히 체화한 독보적인 디바로 떠올랐습니다. 본 베스트 앨범은 그녀가 남긴 눈부신 음악적 궤적 중에서도 가장 찬란하게 빛나는 보석 같은 트랙들을 한데 모아 엮어낸 결정체입니다.</w:t>
+      </w:r>
+    </w:p>
+    <w:p>
+      <w:pPr>
+        <w:spacing w:line="324" w:lineRule="auto" w:after="120"/>
+      </w:pPr>
+      <w:r>
+        <w:rPr w:rFonts="맑은 고딕">
+          <w:rFonts w:ascii="맑은 고딕" w:hAnsi="맑은 고딕" w:eastAsia="맑은 고딕"/>
+          <w:b w:val="0"/>
+          <w:sz w:val="21"/>
+        </w:rPr>
+        <w:t>메리 맥그리거의 음악이 시대를 초월하여 불멸의 울림을 전하는 이유는, 가공되지 않은 순백의 음색 속에 담긴 진솔한 감정의 해방 때문입니다. 그녀는 사랑의 기쁨만을 상투적으로 찬미하지 않았으며, 두 사람 사이에서 갈등하고 방황하는 인간의 나약한 내면이나 이별 후 남겨지는 묵직한 잔향을 회피하지 않고 마주했습니다. 절제된 어쿠스틱 편곡 위로 흐르는 그녀의 가창은 화려한 기교를 뽐내기보다 청자의 귓가에 조용히 편지를 읽어주듯 지극히 사적이고도 정결한 고백으로 다가옵니다. 이는 당대 대중음악이 추구하던 획일화된 상업성을 훌쩍 뛰어넘어, 듣는 이의 상처 입은 마음에 잔잔한 위무를 건네는 예술적 치유의 과정이었습니다.</w:t>
+      </w:r>
+    </w:p>
+    <w:p>
+      <w:pPr>
+        <w:spacing w:line="324" w:lineRule="auto" w:after="120"/>
+      </w:pPr>
+      <w:r>
+        <w:rPr w:rFonts="맑은 고딕">
+          <w:rFonts w:ascii="맑은 고딕" w:hAnsi="맑은 고딕" w:eastAsia="맑은 고딕"/>
+          <w:b w:val="0"/>
+          <w:sz w:val="21"/>
+        </w:rPr>
+        <w:t>세월이 흘러 디지털 음원이 세상의 모든 여백을 채우는 오늘날에도, 본 앨범이 전하는 아날로그적 정취는 여전히 퇴색되지 않은 채 짙은 서정의 농도를 발산합니다. 이 음반에 새겨진 선율들은 70년대 청춘들의 서랍 깊은 곳에 간직된 흑백 사진처럼 아련하고도 투명한 슬픔을 머금고 있습니다. 미세한 숨소리와 어쿠스틱 기타의 잔향 하나까지 고스란히 담아낸 이 걸작 선집은, 시대를 건너온 참된 목소리가 어떻게 한 인간의 기억과 영혼을 관통하는지를 온전히 증명하고 있습니다.</w:t>
       </w:r>
     </w:p>
     <w:p>
@@ -168,7 +187,7 @@
           <w:b w:val="0"/>
           <w:sz w:val="21"/>
         </w:rPr>
-        <w:t>1970년대 후반부터 1980년대 초반에 걸쳐 발매된 아리오라(Ariola) 레코드 시절의 대표 트랙들을 집대성한 베스트 앨범으로, 명 프로듀서이자 싱어송라이터인 피터 야로(Peter Yarrow)와의 음악적 조우를 통해 피워낸 그녀의 예술적 정점을 온전히 보존한 음반입니다.</w:t>
+        <w:t>1970년대 후반, 명 레이블 아리오라(Ariola America)를 통해 발매된 메리 맥그리거의 황금기 대표작들을 집대성한 공식 베스트 음반으로, 섬세한 어덜트 컨템포러리 포크-팝의 정수를 완벽히 기록한 역사적 소장반입니다.</w:t>
       </w:r>
     </w:p>
     <w:p>
@@ -199,7 +218,7 @@
           <w:b w:val="0"/>
           <w:sz w:val="21"/>
         </w:rPr>
-        <w:t>전 세계 라디오 전파를 타며 밀리언셀러를 기록한 대표곡 'Torn Between Two Lovers'의 폭발적인 성원에 힘입어 발매 당시 빌보드 앨범 차트 상위권에 랭크되었으며, 미국 음반산업협회(RIAA) 골드 레코드 인증과 함께 아시아와 유럽 등지에서도 꾸준히 판매된 스테디셀러 LP입니다.</w:t>
+        <w:t>빌보드 핫 100(Hot 100) 차트와 어덜트 컨템포러리 차트 정상을 석권하며 밀리언셀러를 기록한 기념비적 메가 히트곡 'Torn Between Two Lovers'를 필두로, 미국 전역과 아시아, 유럽 등지에서 꾸준한 롱런을 기록하며 전 세계 음악 팬들에게 깊은 사랑을 받았습니다.</w:t>
       </w:r>
     </w:p>
     <w:p>
@@ -230,7 +249,7 @@
           <w:b w:val="0"/>
           <w:sz w:val="21"/>
         </w:rPr>
-        <w:t>제20회 그래미 어워드 최우수 여성 팝 보컬(Best Pop Vocal Performance, Female) 부문 노미네이트를 비롯하여, 빌보드 핫 100 1위, 어덜트 컨템포러리 차트 1위 석권 등 1970년대 후반 팝 음악계에서 가장 빛나는 상업적·비평적 성공을 거두었습니다.</w:t>
+        <w:t>1978년 제20회 그래미 어워드(Grammy Awards) '최우수 신인 아티스트(Best New Artist)' 부문 노미네이트 및 RIAA 공인 골드/플래티넘 디스크 인증을 획득하며 평단과 대중 모두에게 최정상급 싱어송라이터로서의 권위를 인정받았습니다.</w:t>
       </w:r>
     </w:p>
     <w:p>
@@ -275,7 +294,7 @@
           <w:b w:val="0"/>
           <w:sz w:val="21"/>
         </w:rPr>
-        <w:t>미국</w:t>
+        <w:t>미국 (미네소타주 세인트폴 출생)</w:t>
       </w:r>
     </w:p>
     <w:p>
@@ -306,7 +325,7 @@
           <w:b w:val="0"/>
           <w:sz w:val="21"/>
         </w:rPr>
-        <w:t>1948년 5월 6일 출생</w:t>
+        <w:t>1948년 5월 6일 ~ 현재</w:t>
       </w:r>
     </w:p>
     <w:p>
@@ -368,7 +387,7 @@
           <w:b w:val="0"/>
           <w:sz w:val="21"/>
         </w:rPr>
-        <w:t>메리 맥그리거는 1970년대 포크의 순수성과 팝 발라드의 세련된 서정미를 완벽하게 조화시킨 독보적인 여성 보컬리스트입니다. 피터 폴 앤 메리(Peter, Paul and Mary)의 멤버 피터 야로에게 발탁되어 남다른 가창력과 감정 표현력을 다듬었으며, 절제된 슬픔을 담아내는 유려한 목소리로 팝 역사에 잊히지 않을 진한 자취를 남겼습니다.</w:t>
+        <w:t>맑고 투명한 유리알 같은 음색과 정교하고 섬세한 감정 표현으로 1970년대 후반 소프트 록 및 어덜트 컨템포러리 팝의 정점을 이끈 여성 보컬리스트입니다. 깊이 있는 포크의 정서와 유려한 멜로디 감각을 겸비하여 당대 여성의 복합적인 사랑과 내면세계를 서정적이면서도 품격 있게 노래한 독보적인 아티스트로 평가받습니다.</w:t>
       </w:r>
     </w:p>
     <w:p>
@@ -413,7 +432,7 @@
           <w:b w:val="0"/>
           <w:sz w:val="21"/>
         </w:rPr>
-        <w:t>본 음반은 1970년대 포크 록의 서정적 유산이 현대적인 이지 리스닝 팝으로 진화하던 시기의 음악적 미학을 대표합니다. 자극적인 전자음이 지배하기 이전, 진솔한 노랫말과 어쿠스틱 악기의 온기, 그리고 보컬의 섬세한 프레이징만으로 청자의 심금을 울리던 정통 아메리칸 팝의 완성도를 입증하는 소중한 텍스트입니다.</w:t>
+        <w:t>1960년대 저항적 포크 음악의 정신이 1970년대 후반의 세련되고 낭만적인 팝 발라드로 진화해 가는 가교 역할을 충실히 수행한 앨범입니다. 과장된 신시사이저와 디스코의 물결 속에서도 정통 어쿠스틱 사운드와 순수한 보컬의 아름다움이 지닌 영구적 가치를 음악사에 아로새겼습니다.</w:t>
       </w:r>
     </w:p>
     <w:p>
@@ -444,7 +463,7 @@
           <w:b w:val="0"/>
           <w:sz w:val="21"/>
         </w:rPr>
-        <w:t>1970년대 후반은 베트남 전쟁 이후의 상흔과 급격한 사회 변화 속에서 개인의 내밀한 감정과 관계의 불안이 대두되던 시대였습니다. 이 음반은 그 시절 수많은 청춘들이 겪었던 사랑과 이별, 도덕적 갈등과 외로움을 보듬어 주었던 라디오 시대의 따스한 배경음악이자, 당대인들의 아련한 낭만이 고스란히 박제된 감성적 타임캡슐입니다.</w:t>
+        <w:t>1970년대 후반, 베트남 전쟁 종전 이후 새로운 자유와 복잡한 인간관계의 가치관 속에서 방황하던 청춘들의 정서적 공허를 정직하고 따스하게 어루만진 시대의 초상입니다. 라디오에서 흘러나오는 그녀의 목소리는 당시 수많은 청년들에게 혼란스러운 감정을 위로받는 안식처이자 서정적 치유의 통로였습니다.</w:t>
       </w:r>
     </w:p>
     <w:p>
@@ -489,7 +508,7 @@
           <w:b w:val="0"/>
           <w:sz w:val="21"/>
         </w:rPr>
-        <w:t>빌보드 싱글 차트 1위를 차지했던 불멸의 명곡 'Torn Between Two Lovers'는 두 사랑 사이에서 방황하는 여인의 복잡한 심경을 담백한 기타 아르페지오와 처연한 현악 세션으로 풀어내어 깊은 여운을 남깁니다. 이 외에도 'Good Whispers', 'The Girl (The Woman at the Bar)' 등에서 드러나는 맑고 고혹적인 보컬은 듣는 이에게 한 편의 서정시를 읽는 듯한 감동을 선사합니다.</w:t>
+        <w:t>빌보드 1위를 차지하며 세기의 명곡으로 남은 'Torn Between Two Lovers'는 두 사랑 사이에서의 번민을 우아하고도 애절하게 그려내며 깊은 울림을 선사합니다. 이와 함께 서정적인 멜로디 라인이 돋보이는 'The Girl (The Wedding Song)'과 감미롭고 포근한 포크 발라드의 정취가 넘쳐흐르는 숨은 명곡들이 유기적으로 연결되어 앨범 전체의 정서적 일관성을 완성합니다.</w:t>
       </w:r>
     </w:p>
     <w:p>
@@ -520,7 +539,7 @@
           <w:b w:val="0"/>
           <w:sz w:val="21"/>
         </w:rPr>
-        <w:t>진공관 앰프와 턴테이블의 카트리지를 통해 재생되는 바이닐 사운드는 메리 맥그리거의 숨결과 미세한 바이브레이션에 입체적인 온기를 부여합니다. 특유의 잔잔한 표면 소음 위로 흐르는 어쿠스틱 기타의 영롱한 쇳소리와 풍성한 중저역의 베이스 라인은 디지털 음원에서는 결코 맛볼 수 없는 깊고 아늑한 감상 경험을 완성합니다.</w:t>
+        <w:t>턴테이블의 바늘이 바이닐의 소리골을 스칠 때 피어오르는 온화한 아날로그 텍스처는 이 음반 감상의 백미입니다. 특히 진공관 앰프를 통해 증폭되는 메리 맥그리거의 호흡과 어쿠스틱 통기타의 바디 울림은 디지털 리마스터 음원에서는 결코 체감할 수 없는 공간감과 온기를 전달하므로, 조용한 밤 단정한 볼륨으로 감상하시기를 권합니다.</w:t>
       </w:r>
     </w:p>
     <w:p>
@@ -551,7 +570,7 @@
           <w:b w:val="0"/>
           <w:sz w:val="21"/>
         </w:rPr>
-        <w:t>70년대 소프트 록의 절정기를 증명하는 아날로그 마스터링의 진수를 품고 있어 오디오파일과 빈티지 팝 수집가 모두에게 필수적인 컬렉션입니다. 세월의 흐름 속에서도 바래지 않는 멜로디의 품격을 고스란히 간직한 채, LP의 소장 의미를 진정으로 일깨워주는 명반입니다.</w:t>
+        <w:t>1970년대 포크 팝의 온전한 마스터링 질감을 고스란히 간직한 LP로, 시대를 풍미한 아날로그 명반의 촉각적·시각적 가치를 지니고 있습니다. 세월의 흐름에 마모되지 않는 서정미를 사랑하는 정통 오디오파일과 LP 컬렉터라면 반드시 소장해야 할 필청반입니다.</w:t>
       </w:r>
     </w:p>
     <w:p>
@@ -565,7 +584,7 @@
           <w:color w:val="4338CA"/>
           <w:sz w:val="21"/>
         </w:rPr>
-        <w:t>이 음반을 통해 턴테이블의 바늘 끝에서 피어나는 아련한 낭만과 메리 맥그리거의 청아한 목소리가 전해주는 감동을 다시 한번 경험해 보시는 것은 어떨까요?</w:t>
+        <w:t>이 음반을 통해 아날로그 바이닐의 따스한 숨결 속에서 맑고 투명한 사랑의 잔향이 전해주는 감동을 다시 한번 경험해 보시는 것은 어떨까요?</w:t>
       </w:r>
     </w:p>
     <w:sectPr>
